--- a/Heart-Stroke-Final.docx
+++ b/Heart-Stroke-Final.docx
@@ -5942,10 +5942,13 @@
         </w:rPr>
         <w:t>Stroke risk prediction plays a crucial role in preventive healthcare by enabling early identification of individuals who are at high risk and allowing timely medical intervention to reduce mortality rates. This project presents a machine learning–based system designed to predict stroke risk by analyzing demographic information, clinical measurements, lifestyle habits, and medical history of patients. The system applies comprehensive data preprocessing techniques such as Body Mass Index (BMI) imputation, label encoding, and advanced feature engineering to improve prediction accuracy. Important engineered features include age groups, glucose level categories, and combined clinical risk scores that help models capture meaningful health patterns. To address real-world data imbalance and limited stroke cases, the system adopts a dual-dataset training strategy. Model A is trained on the original healthcare dataset containing 5,110 records, while Model B is trained on a large synthetic dataset consisting of 50,000 records to enhance learning capability. Both models utilize ensemble machine learning algorithms, specifically Gradient Boosting and Random Forest classifiers, to achieve better prediction performance. The final prediction is generated through ensemble averaging of both models and is further strengthened by evidence-based clinical rule overrides that account for high-risk factors such as hypertension, elevated glucose levels, and smoking history. The system is deployed as a Flask-based web application integrated with Firebase authentication for secure user access and provides an interactive dashboard including prediction history, doctor recommendations, Indian dietary suggestions, medication tracking, and automated PDF report generation, thereby offering an accurate, interpretable, and practical decision support tool for early stroke risk assessment and preventive healthcare management.</w:t>
       </w:r>
+      <w:bookmarkStart w:id="171" w:name="_GoBack"/>
+      <w:bookmarkEnd w:id="171"/>
     </w:p>
     <w:p/>
     <w:p>
       <w:pPr>
+        <w:ind w:left="0" w:leftChars="0" w:firstLine="0" w:firstLineChars="0"/>
         <w:rPr>
           <w:rFonts w:hint="default" w:ascii="Times New Roman" w:hAnsi="Times New Roman" w:eastAsia="SimSun" w:cs="Times New Roman"/>
           <w:b w:val="0"/>
@@ -5955,6 +5958,10 @@
         </w:rPr>
       </w:pPr>
       <w:r>
+        <w:rPr>
+          <w:b/>
+          <w:bCs/>
+        </w:rPr>
         <w:t>Keywords:</w:t>
       </w:r>
       <w:r>
@@ -6039,8 +6046,6 @@
       <w:r>
         <w:t>TABLE OF CONTENTS</w:t>
       </w:r>
-      <w:bookmarkStart w:id="171" w:name="_GoBack"/>
-      <w:bookmarkEnd w:id="171"/>
     </w:p>
     <w:p>
       <w:pPr>
@@ -14969,6 +14974,7 @@
             <w:insideH w:val="none" w:color="auto" w:sz="0" w:space="0"/>
             <w:insideV w:val="none" w:color="auto" w:sz="0" w:space="0"/>
           </w:tblBorders>
+          <w:shd w:val="clear" w:color="auto" w:fill="auto"/>
           <w:tblCellMar>
             <w:top w:w="0" w:type="dxa"/>
             <w:left w:w="0" w:type="dxa"/>
@@ -15316,6 +15322,7 @@
             <w:insideH w:val="none" w:color="auto" w:sz="0" w:space="0"/>
             <w:insideV w:val="none" w:color="auto" w:sz="0" w:space="0"/>
           </w:tblBorders>
+          <w:shd w:val="clear" w:color="auto" w:fill="auto"/>
           <w:tblCellMar>
             <w:top w:w="0" w:type="dxa"/>
             <w:left w:w="0" w:type="dxa"/>
@@ -20617,6 +20624,7 @@
             <w:insideH w:val="none" w:color="auto" w:sz="0" w:space="0"/>
             <w:insideV w:val="none" w:color="auto" w:sz="0" w:space="0"/>
           </w:tblBorders>
+          <w:shd w:val="clear" w:color="auto" w:fill="auto"/>
           <w:tblCellMar>
             <w:top w:w="15" w:type="dxa"/>
             <w:left w:w="15" w:type="dxa"/>
@@ -21671,7 +21679,6 @@
             <w:insideH w:val="none" w:color="auto" w:sz="0" w:space="0"/>
             <w:insideV w:val="none" w:color="auto" w:sz="0" w:space="0"/>
           </w:tblBorders>
-          <w:shd w:val="clear" w:color="auto" w:fill="auto"/>
           <w:tblCellMar>
             <w:top w:w="15" w:type="dxa"/>
             <w:left w:w="15" w:type="dxa"/>
@@ -30105,7 +30112,6 @@
             <w:insideH w:val="single" w:color="auto" w:sz="4" w:space="0"/>
             <w:insideV w:val="single" w:color="auto" w:sz="4" w:space="0"/>
           </w:tblBorders>
-          <w:shd w:val="clear" w:color="auto" w:fill="auto"/>
           <w:tblCellMar>
             <w:top w:w="15" w:type="dxa"/>
             <w:left w:w="15" w:type="dxa"/>
@@ -31347,6 +31353,7 @@
             <w:insideH w:val="single" w:color="auto" w:sz="4" w:space="0"/>
             <w:insideV w:val="single" w:color="auto" w:sz="4" w:space="0"/>
           </w:tblBorders>
+          <w:shd w:val="clear" w:color="auto" w:fill="auto"/>
           <w:tblCellMar>
             <w:top w:w="15" w:type="dxa"/>
             <w:left w:w="15" w:type="dxa"/>
@@ -31441,6 +31448,7 @@
             <w:insideH w:val="single" w:color="auto" w:sz="4" w:space="0"/>
             <w:insideV w:val="single" w:color="auto" w:sz="4" w:space="0"/>
           </w:tblBorders>
+          <w:shd w:val="clear" w:color="auto" w:fill="auto"/>
           <w:tblCellMar>
             <w:top w:w="15" w:type="dxa"/>
             <w:left w:w="15" w:type="dxa"/>
@@ -31557,6 +31565,7 @@
             <w:insideH w:val="single" w:color="auto" w:sz="4" w:space="0"/>
             <w:insideV w:val="single" w:color="auto" w:sz="4" w:space="0"/>
           </w:tblBorders>
+          <w:shd w:val="clear" w:color="auto" w:fill="auto"/>
           <w:tblCellMar>
             <w:top w:w="15" w:type="dxa"/>
             <w:left w:w="15" w:type="dxa"/>
@@ -31673,6 +31682,7 @@
             <w:insideH w:val="single" w:color="auto" w:sz="4" w:space="0"/>
             <w:insideV w:val="single" w:color="auto" w:sz="4" w:space="0"/>
           </w:tblBorders>
+          <w:shd w:val="clear" w:color="auto" w:fill="auto"/>
           <w:tblCellMar>
             <w:top w:w="15" w:type="dxa"/>
             <w:left w:w="15" w:type="dxa"/>
@@ -31789,6 +31799,7 @@
             <w:insideH w:val="single" w:color="auto" w:sz="4" w:space="0"/>
             <w:insideV w:val="single" w:color="auto" w:sz="4" w:space="0"/>
           </w:tblBorders>
+          <w:shd w:val="clear" w:color="auto" w:fill="auto"/>
           <w:tblCellMar>
             <w:top w:w="15" w:type="dxa"/>
             <w:left w:w="15" w:type="dxa"/>
@@ -31883,6 +31894,7 @@
             <w:insideH w:val="single" w:color="auto" w:sz="4" w:space="0"/>
             <w:insideV w:val="single" w:color="auto" w:sz="4" w:space="0"/>
           </w:tblBorders>
+          <w:shd w:val="clear" w:color="auto" w:fill="auto"/>
           <w:tblCellMar>
             <w:top w:w="15" w:type="dxa"/>
             <w:left w:w="15" w:type="dxa"/>
